--- a/src/Tests/Tests.Numbering.DotNet.verified.docx
+++ b/src/Tests/Tests.Numbering.DotNet.verified.docx
@@ -2224,7 +2224,7 @@
                     </pic:cNvPicPr>
                   </pic:nvPicPr>
                   <pic:blipFill>
-                    <a:blip xmlns:r="http://schemas.openxmlformats.org/officeDocument/2006/relationships" r:embed="rId6"/>
+                    <a:blip xmlns:r="http://schemas.openxmlformats.org/officeDocument/2006/relationships" r:embed="DeterministicId4"/>
                     <a:stretch>
                       <a:fillRect/>
                     </a:stretch>
